--- a/resources/systems/first-five-35-handout.docx
+++ b/resources/systems/first-five-35-handout.docx
@@ -1182,7 +1182,7 @@
         <w:spacing w:after="100"/>
       </w:pPr>
       <w:r>
-        <w:t>I need:  [ ] Clarity   [ ] Access   [ ] Regulation</w:t>
+        <w:t>I need:  ☐ Clarity   ☐ Access   ☐ Regulation</w:t>
       </w:r>
     </w:p>
     <w:p>
